--- a/app/pdn_policy.docx
+++ b/app/pdn_policy.docx
@@ -959,37 +959,37 @@
           <w:szCs w:val="24"/>
           <w:lang w:eastAsia="ru-RU"/>
         </w:rPr>
-        <w:t>безопасности</w:t>
-      </w:r>
-      <w:r>
-        <w:rPr>
-          <w:rFonts w:ascii="Apple Symbols" w:eastAsia="Times New Roman" w:hAnsi="Apple Symbols" w:cs="Apple Symbols" w:hint="cs"/>
-          <w:color w:val="0F1115"/>
-          <w:sz w:val="24"/>
-          <w:szCs w:val="24"/>
-          <w:lang w:eastAsia="ru-RU"/>
-        </w:rPr>
-        <w:t xml:space="preserve">, </w:t>
-      </w:r>
-      <w:r>
-        <w:rPr>
-          <w:rFonts w:ascii="Cambria" w:eastAsia="Times New Roman" w:hAnsi="Cambria" w:cs="Cambria"/>
-          <w:color w:val="0F1115"/>
-          <w:sz w:val="24"/>
-          <w:szCs w:val="24"/>
-          <w:lang w:eastAsia="ru-RU"/>
-        </w:rPr>
-        <w:t>предпринимаемые</w:t>
-      </w:r>
-      <w:r>
-        <w:rPr>
-          <w:rFonts w:ascii="Apple Symbols" w:eastAsia="Times New Roman" w:hAnsi="Apple Symbols" w:cs="Apple Symbols" w:hint="cs"/>
-          <w:color w:val="0F1115"/>
-          <w:sz w:val="24"/>
-          <w:szCs w:val="24"/>
-          <w:lang w:eastAsia="ru-RU"/>
-        </w:rPr>
-        <w:t> </w:t>
+        <w:t xml:space="preserve">безопасности, предпринимаемые оператором персональных данных — </w:t>
+      </w:r>
+      <w:r>
+        <w:rPr>
+          <w:rFonts w:ascii="Apple Symbols" w:eastAsia="Times New Roman" w:hAnsi="Apple Symbols" w:cs="Apple Symbols" w:hint="cs"/>
+          <w:color w:val="0F1115"/>
+          <w:sz w:val="24"/>
+          <w:szCs w:val="24"/>
+          <w:lang w:eastAsia="ru-RU"/>
+        </w:rPr>
+        <w:t xml:space="preserve"/>
+      </w:r>
+      <w:r>
+        <w:rPr>
+          <w:rFonts w:ascii="Cambria" w:eastAsia="Times New Roman" w:hAnsi="Cambria" w:cs="Cambria"/>
+          <w:color w:val="0F1115"/>
+          <w:sz w:val="24"/>
+          <w:szCs w:val="24"/>
+          <w:lang w:eastAsia="ru-RU"/>
+        </w:rPr>
+        <w:t/>
+      </w:r>
+      <w:r>
+        <w:rPr>
+          <w:rFonts w:ascii="Apple Symbols" w:eastAsia="Times New Roman" w:hAnsi="Apple Symbols" w:cs="Apple Symbols" w:hint="cs"/>
+          <w:color w:val="0F1115"/>
+          <w:sz w:val="24"/>
+          <w:szCs w:val="24"/>
+          <w:lang w:eastAsia="ru-RU"/>
+        </w:rPr>
+        <w:t/>
       </w:r>
       <w:r>
         <w:rPr>
@@ -1001,7 +1001,7 @@
           <w:szCs w:val="24"/>
           <w:lang w:eastAsia="ru-RU"/>
         </w:rPr>
-        <w:t>Индивидуальным</w:t>
+        <w:t>{{ company_name }}</w:t>
       </w:r>
       <w:r>
         <w:rPr>
@@ -1013,7 +1013,7 @@
           <w:szCs w:val="24"/>
           <w:lang w:eastAsia="ru-RU"/>
         </w:rPr>
-        <w:t xml:space="preserve"> </w:t>
+        <w:t xml:space="preserve"/>
       </w:r>
       <w:r>
         <w:rPr>
@@ -1025,7 +1025,7 @@
           <w:szCs w:val="24"/>
           <w:lang w:eastAsia="ru-RU"/>
         </w:rPr>
-        <w:t>предпринимателем</w:t>
+        <w:t/>
       </w:r>
       <w:r>
         <w:rPr>
@@ -1037,7 +1037,7 @@
           <w:szCs w:val="24"/>
           <w:lang w:eastAsia="ru-RU"/>
         </w:rPr>
-        <w:t xml:space="preserve"> </w:t>
+        <w:t xml:space="preserve"/>
       </w:r>
       <w:proofErr w:type="spellStart"/>
       <w:r>
@@ -1050,7 +1050,7 @@
           <w:szCs w:val="24"/>
           <w:lang w:eastAsia="ru-RU"/>
         </w:rPr>
-        <w:t>Галимзяновым</w:t>
+        <w:t/>
       </w:r>
       <w:proofErr w:type="spellEnd"/>
       <w:r>
@@ -1063,7 +1063,7 @@
           <w:szCs w:val="24"/>
           <w:lang w:eastAsia="ru-RU"/>
         </w:rPr>
-        <w:t xml:space="preserve"> </w:t>
+        <w:t xml:space="preserve"/>
       </w:r>
       <w:r>
         <w:rPr>
@@ -1075,7 +1075,7 @@
           <w:szCs w:val="24"/>
           <w:lang w:eastAsia="ru-RU"/>
         </w:rPr>
-        <w:t>Эдгаром</w:t>
+        <w:t/>
       </w:r>
       <w:r>
         <w:rPr>
@@ -1087,7 +1087,7 @@
           <w:szCs w:val="24"/>
           <w:lang w:eastAsia="ru-RU"/>
         </w:rPr>
-        <w:t xml:space="preserve"> </w:t>
+        <w:t xml:space="preserve"/>
       </w:r>
       <w:proofErr w:type="spellStart"/>
       <w:r>
@@ -1100,7 +1100,7 @@
           <w:szCs w:val="24"/>
           <w:lang w:eastAsia="ru-RU"/>
         </w:rPr>
-        <w:t>Айратовичем</w:t>
+        <w:t/>
       </w:r>
       <w:proofErr w:type="spellEnd"/>
       <w:r>
@@ -1121,177 +1121,177 @@
           <w:szCs w:val="24"/>
           <w:lang w:eastAsia="ru-RU"/>
         </w:rPr>
-        <w:t>ИНН</w:t>
-      </w:r>
-      <w:r>
-        <w:rPr>
-          <w:rFonts w:ascii="Apple Symbols" w:eastAsia="Times New Roman" w:hAnsi="Apple Symbols" w:cs="Apple Symbols" w:hint="cs"/>
-          <w:color w:val="0F1115"/>
-          <w:sz w:val="24"/>
-          <w:szCs w:val="24"/>
-          <w:lang w:eastAsia="ru-RU"/>
-        </w:rPr>
-        <w:t xml:space="preserve"> 165921923517, </w:t>
-      </w:r>
-      <w:r>
-        <w:rPr>
-          <w:rFonts w:ascii="Cambria" w:eastAsia="Times New Roman" w:hAnsi="Cambria" w:cs="Cambria"/>
-          <w:color w:val="0F1115"/>
-          <w:sz w:val="24"/>
-          <w:szCs w:val="24"/>
-          <w:lang w:eastAsia="ru-RU"/>
-        </w:rPr>
-        <w:t>ОГРНИП</w:t>
-      </w:r>
-      <w:r>
-        <w:rPr>
-          <w:rFonts w:ascii="Apple Symbols" w:eastAsia="Times New Roman" w:hAnsi="Apple Symbols" w:cs="Apple Symbols" w:hint="cs"/>
-          <w:color w:val="0F1115"/>
-          <w:sz w:val="24"/>
-          <w:szCs w:val="24"/>
-          <w:lang w:eastAsia="ru-RU"/>
-        </w:rPr>
-        <w:t xml:space="preserve"> 324169000199701, </w:t>
-      </w:r>
-      <w:r>
-        <w:rPr>
-          <w:rFonts w:ascii="Cambria" w:eastAsia="Times New Roman" w:hAnsi="Cambria" w:cs="Cambria"/>
-          <w:color w:val="0F1115"/>
-          <w:sz w:val="24"/>
-          <w:szCs w:val="24"/>
-          <w:lang w:eastAsia="ru-RU"/>
-        </w:rPr>
-        <w:t>адрес</w:t>
-      </w:r>
-      <w:r>
-        <w:rPr>
-          <w:rFonts w:ascii="Apple Symbols" w:eastAsia="Times New Roman" w:hAnsi="Apple Symbols" w:cs="Apple Symbols" w:hint="cs"/>
-          <w:color w:val="0F1115"/>
-          <w:sz w:val="24"/>
-          <w:szCs w:val="24"/>
-          <w:lang w:eastAsia="ru-RU"/>
-        </w:rPr>
-        <w:t xml:space="preserve">: </w:t>
-      </w:r>
-      <w:r>
-        <w:rPr>
-          <w:rFonts w:ascii="Cambria" w:eastAsia="Times New Roman" w:hAnsi="Cambria" w:cs="Cambria"/>
-          <w:color w:val="0F1115"/>
-          <w:sz w:val="24"/>
-          <w:szCs w:val="24"/>
-          <w:lang w:eastAsia="ru-RU"/>
-        </w:rPr>
-        <w:t>г</w:t>
-      </w:r>
-      <w:r>
-        <w:rPr>
-          <w:rFonts w:ascii="Apple Symbols" w:eastAsia="Times New Roman" w:hAnsi="Apple Symbols" w:cs="Apple Symbols" w:hint="cs"/>
-          <w:color w:val="0F1115"/>
-          <w:sz w:val="24"/>
-          <w:szCs w:val="24"/>
-          <w:lang w:eastAsia="ru-RU"/>
-        </w:rPr>
-        <w:t xml:space="preserve">. </w:t>
-      </w:r>
-      <w:r>
-        <w:rPr>
-          <w:rFonts w:ascii="Cambria" w:eastAsia="Times New Roman" w:hAnsi="Cambria" w:cs="Cambria"/>
-          <w:color w:val="0F1115"/>
-          <w:sz w:val="24"/>
-          <w:szCs w:val="24"/>
-          <w:lang w:eastAsia="ru-RU"/>
-        </w:rPr>
-        <w:t>Казань</w:t>
-      </w:r>
-      <w:r>
-        <w:rPr>
-          <w:rFonts w:ascii="Apple Symbols" w:eastAsia="Times New Roman" w:hAnsi="Apple Symbols" w:cs="Apple Symbols" w:hint="cs"/>
-          <w:color w:val="0F1115"/>
-          <w:sz w:val="24"/>
-          <w:szCs w:val="24"/>
-          <w:lang w:eastAsia="ru-RU"/>
-        </w:rPr>
-        <w:t xml:space="preserve">, </w:t>
-      </w:r>
-      <w:r>
-        <w:rPr>
-          <w:rFonts w:ascii="Cambria" w:eastAsia="Times New Roman" w:hAnsi="Cambria" w:cs="Cambria"/>
-          <w:color w:val="0F1115"/>
-          <w:sz w:val="24"/>
-          <w:szCs w:val="24"/>
-          <w:lang w:eastAsia="ru-RU"/>
-        </w:rPr>
-        <w:t>ул</w:t>
-      </w:r>
-      <w:r>
-        <w:rPr>
-          <w:rFonts w:ascii="Apple Symbols" w:eastAsia="Times New Roman" w:hAnsi="Apple Symbols" w:cs="Apple Symbols" w:hint="cs"/>
-          <w:color w:val="0F1115"/>
-          <w:sz w:val="24"/>
-          <w:szCs w:val="24"/>
-          <w:lang w:eastAsia="ru-RU"/>
-        </w:rPr>
-        <w:t xml:space="preserve">. </w:t>
-      </w:r>
-      <w:r>
-        <w:rPr>
-          <w:rFonts w:ascii="Cambria" w:eastAsia="Times New Roman" w:hAnsi="Cambria" w:cs="Cambria"/>
-          <w:color w:val="0F1115"/>
-          <w:sz w:val="24"/>
-          <w:szCs w:val="24"/>
-          <w:lang w:eastAsia="ru-RU"/>
-        </w:rPr>
-        <w:t>Проспект</w:t>
-      </w:r>
-      <w:r>
-        <w:rPr>
-          <w:rFonts w:ascii="Apple Symbols" w:eastAsia="Times New Roman" w:hAnsi="Apple Symbols" w:cs="Apple Symbols" w:hint="cs"/>
-          <w:color w:val="0F1115"/>
-          <w:sz w:val="24"/>
-          <w:szCs w:val="24"/>
-          <w:lang w:eastAsia="ru-RU"/>
-        </w:rPr>
-        <w:t xml:space="preserve"> </w:t>
-      </w:r>
-      <w:r>
-        <w:rPr>
-          <w:rFonts w:ascii="Cambria" w:eastAsia="Times New Roman" w:hAnsi="Cambria" w:cs="Cambria"/>
-          <w:color w:val="0F1115"/>
-          <w:sz w:val="24"/>
-          <w:szCs w:val="24"/>
-          <w:lang w:eastAsia="ru-RU"/>
-        </w:rPr>
-        <w:t>Победы</w:t>
-      </w:r>
-      <w:r>
-        <w:rPr>
-          <w:rFonts w:ascii="Apple Symbols" w:eastAsia="Times New Roman" w:hAnsi="Apple Symbols" w:cs="Apple Symbols" w:hint="cs"/>
-          <w:color w:val="0F1115"/>
-          <w:sz w:val="24"/>
-          <w:szCs w:val="24"/>
-          <w:lang w:eastAsia="ru-RU"/>
-        </w:rPr>
-        <w:t xml:space="preserve">, </w:t>
-      </w:r>
-      <w:r>
-        <w:rPr>
-          <w:rFonts w:ascii="Cambria" w:eastAsia="Times New Roman" w:hAnsi="Cambria" w:cs="Cambria"/>
-          <w:color w:val="0F1115"/>
-          <w:sz w:val="24"/>
-          <w:szCs w:val="24"/>
-          <w:lang w:eastAsia="ru-RU"/>
-        </w:rPr>
-        <w:t>д</w:t>
-      </w:r>
-      <w:r>
-        <w:rPr>
-          <w:rFonts w:ascii="Apple Symbols" w:eastAsia="Times New Roman" w:hAnsi="Apple Symbols" w:cs="Apple Symbols" w:hint="cs"/>
-          <w:color w:val="0F1115"/>
-          <w:sz w:val="24"/>
-          <w:szCs w:val="24"/>
-          <w:lang w:eastAsia="ru-RU"/>
-        </w:rPr>
-        <w:t>. 56) (</w:t>
+        <w:t>ИНН {{ company_inn }}, ОГРН/ОГРНИП {{ company_ogrn }}, адрес: {{ company_address }}</w:t>
+      </w:r>
+      <w:r>
+        <w:rPr>
+          <w:rFonts w:ascii="Apple Symbols" w:eastAsia="Times New Roman" w:hAnsi="Apple Symbols" w:cs="Apple Symbols" w:hint="cs"/>
+          <w:color w:val="0F1115"/>
+          <w:sz w:val="24"/>
+          <w:szCs w:val="24"/>
+          <w:lang w:eastAsia="ru-RU"/>
+        </w:rPr>
+        <w:t xml:space="preserve"/>
+      </w:r>
+      <w:r>
+        <w:rPr>
+          <w:rFonts w:ascii="Cambria" w:eastAsia="Times New Roman" w:hAnsi="Cambria" w:cs="Cambria"/>
+          <w:color w:val="0F1115"/>
+          <w:sz w:val="24"/>
+          <w:szCs w:val="24"/>
+          <w:lang w:eastAsia="ru-RU"/>
+        </w:rPr>
+        <w:t/>
+      </w:r>
+      <w:r>
+        <w:rPr>
+          <w:rFonts w:ascii="Apple Symbols" w:eastAsia="Times New Roman" w:hAnsi="Apple Symbols" w:cs="Apple Symbols" w:hint="cs"/>
+          <w:color w:val="0F1115"/>
+          <w:sz w:val="24"/>
+          <w:szCs w:val="24"/>
+          <w:lang w:eastAsia="ru-RU"/>
+        </w:rPr>
+        <w:t xml:space="preserve"/>
+      </w:r>
+      <w:r>
+        <w:rPr>
+          <w:rFonts w:ascii="Cambria" w:eastAsia="Times New Roman" w:hAnsi="Cambria" w:cs="Cambria"/>
+          <w:color w:val="0F1115"/>
+          <w:sz w:val="24"/>
+          <w:szCs w:val="24"/>
+          <w:lang w:eastAsia="ru-RU"/>
+        </w:rPr>
+        <w:t/>
+      </w:r>
+      <w:r>
+        <w:rPr>
+          <w:rFonts w:ascii="Apple Symbols" w:eastAsia="Times New Roman" w:hAnsi="Apple Symbols" w:cs="Apple Symbols" w:hint="cs"/>
+          <w:color w:val="0F1115"/>
+          <w:sz w:val="24"/>
+          <w:szCs w:val="24"/>
+          <w:lang w:eastAsia="ru-RU"/>
+        </w:rPr>
+        <w:t xml:space="preserve"/>
+      </w:r>
+      <w:r>
+        <w:rPr>
+          <w:rFonts w:ascii="Cambria" w:eastAsia="Times New Roman" w:hAnsi="Cambria" w:cs="Cambria"/>
+          <w:color w:val="0F1115"/>
+          <w:sz w:val="24"/>
+          <w:szCs w:val="24"/>
+          <w:lang w:eastAsia="ru-RU"/>
+        </w:rPr>
+        <w:t/>
+      </w:r>
+      <w:r>
+        <w:rPr>
+          <w:rFonts w:ascii="Apple Symbols" w:eastAsia="Times New Roman" w:hAnsi="Apple Symbols" w:cs="Apple Symbols" w:hint="cs"/>
+          <w:color w:val="0F1115"/>
+          <w:sz w:val="24"/>
+          <w:szCs w:val="24"/>
+          <w:lang w:eastAsia="ru-RU"/>
+        </w:rPr>
+        <w:t xml:space="preserve"/>
+      </w:r>
+      <w:r>
+        <w:rPr>
+          <w:rFonts w:ascii="Cambria" w:eastAsia="Times New Roman" w:hAnsi="Cambria" w:cs="Cambria"/>
+          <w:color w:val="0F1115"/>
+          <w:sz w:val="24"/>
+          <w:szCs w:val="24"/>
+          <w:lang w:eastAsia="ru-RU"/>
+        </w:rPr>
+        <w:t/>
+      </w:r>
+      <w:r>
+        <w:rPr>
+          <w:rFonts w:ascii="Apple Symbols" w:eastAsia="Times New Roman" w:hAnsi="Apple Symbols" w:cs="Apple Symbols" w:hint="cs"/>
+          <w:color w:val="0F1115"/>
+          <w:sz w:val="24"/>
+          <w:szCs w:val="24"/>
+          <w:lang w:eastAsia="ru-RU"/>
+        </w:rPr>
+        <w:t xml:space="preserve"/>
+      </w:r>
+      <w:r>
+        <w:rPr>
+          <w:rFonts w:ascii="Cambria" w:eastAsia="Times New Roman" w:hAnsi="Cambria" w:cs="Cambria"/>
+          <w:color w:val="0F1115"/>
+          <w:sz w:val="24"/>
+          <w:szCs w:val="24"/>
+          <w:lang w:eastAsia="ru-RU"/>
+        </w:rPr>
+        <w:t/>
+      </w:r>
+      <w:r>
+        <w:rPr>
+          <w:rFonts w:ascii="Apple Symbols" w:eastAsia="Times New Roman" w:hAnsi="Apple Symbols" w:cs="Apple Symbols" w:hint="cs"/>
+          <w:color w:val="0F1115"/>
+          <w:sz w:val="24"/>
+          <w:szCs w:val="24"/>
+          <w:lang w:eastAsia="ru-RU"/>
+        </w:rPr>
+        <w:t xml:space="preserve"/>
+      </w:r>
+      <w:r>
+        <w:rPr>
+          <w:rFonts w:ascii="Cambria" w:eastAsia="Times New Roman" w:hAnsi="Cambria" w:cs="Cambria"/>
+          <w:color w:val="0F1115"/>
+          <w:sz w:val="24"/>
+          <w:szCs w:val="24"/>
+          <w:lang w:eastAsia="ru-RU"/>
+        </w:rPr>
+        <w:t/>
+      </w:r>
+      <w:r>
+        <w:rPr>
+          <w:rFonts w:ascii="Apple Symbols" w:eastAsia="Times New Roman" w:hAnsi="Apple Symbols" w:cs="Apple Symbols" w:hint="cs"/>
+          <w:color w:val="0F1115"/>
+          <w:sz w:val="24"/>
+          <w:szCs w:val="24"/>
+          <w:lang w:eastAsia="ru-RU"/>
+        </w:rPr>
+        <w:t xml:space="preserve"/>
+      </w:r>
+      <w:r>
+        <w:rPr>
+          <w:rFonts w:ascii="Cambria" w:eastAsia="Times New Roman" w:hAnsi="Cambria" w:cs="Cambria"/>
+          <w:color w:val="0F1115"/>
+          <w:sz w:val="24"/>
+          <w:szCs w:val="24"/>
+          <w:lang w:eastAsia="ru-RU"/>
+        </w:rPr>
+        <w:t/>
+      </w:r>
+      <w:r>
+        <w:rPr>
+          <w:rFonts w:ascii="Apple Symbols" w:eastAsia="Times New Roman" w:hAnsi="Apple Symbols" w:cs="Apple Symbols" w:hint="cs"/>
+          <w:color w:val="0F1115"/>
+          <w:sz w:val="24"/>
+          <w:szCs w:val="24"/>
+          <w:lang w:eastAsia="ru-RU"/>
+        </w:rPr>
+        <w:t xml:space="preserve"/>
+      </w:r>
+      <w:r>
+        <w:rPr>
+          <w:rFonts w:ascii="Cambria" w:eastAsia="Times New Roman" w:hAnsi="Cambria" w:cs="Cambria"/>
+          <w:color w:val="0F1115"/>
+          <w:sz w:val="24"/>
+          <w:szCs w:val="24"/>
+          <w:lang w:eastAsia="ru-RU"/>
+        </w:rPr>
+        <w:t/>
+      </w:r>
+      <w:r>
+        <w:rPr>
+          <w:rFonts w:ascii="Apple Symbols" w:eastAsia="Times New Roman" w:hAnsi="Apple Symbols" w:cs="Apple Symbols" w:hint="cs"/>
+          <w:color w:val="0F1115"/>
+          <w:sz w:val="24"/>
+          <w:szCs w:val="24"/>
+          <w:lang w:eastAsia="ru-RU"/>
+        </w:rPr>
+        <w:t>) (</w:t>
       </w:r>
       <w:r>
         <w:rPr>
@@ -33250,67 +33250,67 @@
           <w:szCs w:val="24"/>
           <w:lang w:eastAsia="ru-RU"/>
         </w:rPr>
-        <w:t>: +7 (904) 676-49-26 (</w:t>
-      </w:r>
-      <w:r>
-        <w:rPr>
-          <w:rFonts w:ascii="Cambria" w:eastAsia="Times New Roman" w:hAnsi="Cambria" w:cs="Cambria"/>
-          <w:color w:val="0F1115"/>
-          <w:sz w:val="24"/>
-          <w:szCs w:val="24"/>
-          <w:lang w:eastAsia="ru-RU"/>
-        </w:rPr>
-        <w:t>рабочий</w:t>
-      </w:r>
-      <w:r>
-        <w:rPr>
-          <w:rFonts w:ascii="Apple Symbols" w:eastAsia="Times New Roman" w:hAnsi="Apple Symbols" w:cs="Apple Symbols" w:hint="cs"/>
-          <w:color w:val="0F1115"/>
-          <w:sz w:val="24"/>
-          <w:szCs w:val="24"/>
-          <w:lang w:eastAsia="ru-RU"/>
-        </w:rPr>
-        <w:t xml:space="preserve">) </w:t>
-      </w:r>
-      <w:r>
-        <w:rPr>
-          <w:rFonts w:ascii="Cambria" w:eastAsia="Times New Roman" w:hAnsi="Cambria" w:cs="Cambria"/>
-          <w:color w:val="0F1115"/>
-          <w:sz w:val="24"/>
-          <w:szCs w:val="24"/>
-          <w:lang w:eastAsia="ru-RU"/>
-        </w:rPr>
-        <w:t>или</w:t>
-      </w:r>
-      <w:r>
-        <w:rPr>
-          <w:rFonts w:ascii="Apple Symbols" w:eastAsia="Times New Roman" w:hAnsi="Apple Symbols" w:cs="Apple Symbols" w:hint="cs"/>
-          <w:color w:val="0F1115"/>
-          <w:sz w:val="24"/>
-          <w:szCs w:val="24"/>
-          <w:lang w:eastAsia="ru-RU"/>
-        </w:rPr>
-        <w:t xml:space="preserve"> +7 (917) 853-28-63 (</w:t>
-      </w:r>
-      <w:r>
-        <w:rPr>
-          <w:rFonts w:ascii="Cambria" w:eastAsia="Times New Roman" w:hAnsi="Cambria" w:cs="Cambria"/>
-          <w:color w:val="0F1115"/>
-          <w:sz w:val="24"/>
-          <w:szCs w:val="24"/>
-          <w:lang w:eastAsia="ru-RU"/>
-        </w:rPr>
-        <w:t>личный</w:t>
-      </w:r>
-      <w:r>
-        <w:rPr>
-          <w:rFonts w:ascii="Apple Symbols" w:eastAsia="Times New Roman" w:hAnsi="Apple Symbols" w:cs="Apple Symbols" w:hint="cs"/>
-          <w:color w:val="0F1115"/>
-          <w:sz w:val="24"/>
-          <w:szCs w:val="24"/>
-          <w:lang w:eastAsia="ru-RU"/>
-        </w:rPr>
-        <w:t>);</w:t>
+        <w:t>: {{ company_phone }}</w:t>
+      </w:r>
+      <w:r>
+        <w:rPr>
+          <w:rFonts w:ascii="Cambria" w:eastAsia="Times New Roman" w:hAnsi="Cambria" w:cs="Cambria"/>
+          <w:color w:val="0F1115"/>
+          <w:sz w:val="24"/>
+          <w:szCs w:val="24"/>
+          <w:lang w:eastAsia="ru-RU"/>
+        </w:rPr>
+        <w:t/>
+      </w:r>
+      <w:r>
+        <w:rPr>
+          <w:rFonts w:ascii="Apple Symbols" w:eastAsia="Times New Roman" w:hAnsi="Apple Symbols" w:cs="Apple Symbols" w:hint="cs"/>
+          <w:color w:val="0F1115"/>
+          <w:sz w:val="24"/>
+          <w:szCs w:val="24"/>
+          <w:lang w:eastAsia="ru-RU"/>
+        </w:rPr>
+        <w:t xml:space="preserve"/>
+      </w:r>
+      <w:r>
+        <w:rPr>
+          <w:rFonts w:ascii="Cambria" w:eastAsia="Times New Roman" w:hAnsi="Cambria" w:cs="Cambria"/>
+          <w:color w:val="0F1115"/>
+          <w:sz w:val="24"/>
+          <w:szCs w:val="24"/>
+          <w:lang w:eastAsia="ru-RU"/>
+        </w:rPr>
+        <w:t/>
+      </w:r>
+      <w:r>
+        <w:rPr>
+          <w:rFonts w:ascii="Apple Symbols" w:eastAsia="Times New Roman" w:hAnsi="Apple Symbols" w:cs="Apple Symbols" w:hint="cs"/>
+          <w:color w:val="0F1115"/>
+          <w:sz w:val="24"/>
+          <w:szCs w:val="24"/>
+          <w:lang w:eastAsia="ru-RU"/>
+        </w:rPr>
+        <w:t xml:space="preserve"/>
+      </w:r>
+      <w:r>
+        <w:rPr>
+          <w:rFonts w:ascii="Cambria" w:eastAsia="Times New Roman" w:hAnsi="Cambria" w:cs="Cambria"/>
+          <w:color w:val="0F1115"/>
+          <w:sz w:val="24"/>
+          <w:szCs w:val="24"/>
+          <w:lang w:eastAsia="ru-RU"/>
+        </w:rPr>
+        <w:t/>
+      </w:r>
+      <w:r>
+        <w:rPr>
+          <w:rFonts w:ascii="Apple Symbols" w:eastAsia="Times New Roman" w:hAnsi="Apple Symbols" w:cs="Apple Symbols" w:hint="cs"/>
+          <w:color w:val="0F1115"/>
+          <w:sz w:val="24"/>
+          <w:szCs w:val="24"/>
+          <w:lang w:eastAsia="ru-RU"/>
+        </w:rPr>
+        <w:t>;</w:t>
       </w:r>
     </w:p>
     <w:p>
@@ -33387,87 +33387,87 @@
           <w:szCs w:val="24"/>
           <w:lang w:eastAsia="ru-RU"/>
         </w:rPr>
-        <w:t>: (</w:t>
-      </w:r>
-      <w:r>
-        <w:rPr>
-          <w:rFonts w:ascii="Cambria" w:eastAsia="Times New Roman" w:hAnsi="Cambria" w:cs="Cambria"/>
-          <w:color w:val="0F1115"/>
-          <w:sz w:val="24"/>
-          <w:szCs w:val="24"/>
-          <w:lang w:eastAsia="ru-RU"/>
-        </w:rPr>
-        <w:t>указать</w:t>
-      </w:r>
-      <w:r>
-        <w:rPr>
-          <w:rFonts w:ascii="Apple Symbols" w:eastAsia="Times New Roman" w:hAnsi="Apple Symbols" w:cs="Apple Symbols" w:hint="cs"/>
-          <w:color w:val="0F1115"/>
-          <w:sz w:val="24"/>
-          <w:szCs w:val="24"/>
-          <w:lang w:eastAsia="ru-RU"/>
-        </w:rPr>
-        <w:t xml:space="preserve"> </w:t>
-      </w:r>
-      <w:r>
-        <w:rPr>
-          <w:rFonts w:ascii="Cambria" w:eastAsia="Times New Roman" w:hAnsi="Cambria" w:cs="Cambria"/>
-          <w:color w:val="0F1115"/>
-          <w:sz w:val="24"/>
-          <w:szCs w:val="24"/>
-          <w:lang w:eastAsia="ru-RU"/>
-        </w:rPr>
-        <w:t>адрес</w:t>
-      </w:r>
-      <w:r>
-        <w:rPr>
-          <w:rFonts w:ascii="Apple Symbols" w:eastAsia="Times New Roman" w:hAnsi="Apple Symbols" w:cs="Apple Symbols" w:hint="cs"/>
-          <w:color w:val="0F1115"/>
-          <w:sz w:val="24"/>
-          <w:szCs w:val="24"/>
-          <w:lang w:eastAsia="ru-RU"/>
-        </w:rPr>
-        <w:t xml:space="preserve">, </w:t>
-      </w:r>
-      <w:r>
-        <w:rPr>
-          <w:rFonts w:ascii="Cambria" w:eastAsia="Times New Roman" w:hAnsi="Cambria" w:cs="Cambria"/>
-          <w:color w:val="0F1115"/>
-          <w:sz w:val="24"/>
-          <w:szCs w:val="24"/>
-          <w:lang w:eastAsia="ru-RU"/>
-        </w:rPr>
-        <w:t>если</w:t>
-      </w:r>
-      <w:r>
-        <w:rPr>
-          <w:rFonts w:ascii="Apple Symbols" w:eastAsia="Times New Roman" w:hAnsi="Apple Symbols" w:cs="Apple Symbols" w:hint="cs"/>
-          <w:color w:val="0F1115"/>
-          <w:sz w:val="24"/>
-          <w:szCs w:val="24"/>
-          <w:lang w:eastAsia="ru-RU"/>
-        </w:rPr>
-        <w:t xml:space="preserve"> </w:t>
-      </w:r>
-      <w:r>
-        <w:rPr>
-          <w:rFonts w:ascii="Cambria" w:eastAsia="Times New Roman" w:hAnsi="Cambria" w:cs="Cambria"/>
-          <w:color w:val="0F1115"/>
-          <w:sz w:val="24"/>
-          <w:szCs w:val="24"/>
-          <w:lang w:eastAsia="ru-RU"/>
-        </w:rPr>
-        <w:t>есть</w:t>
-      </w:r>
-      <w:r>
-        <w:rPr>
-          <w:rFonts w:ascii="Apple Symbols" w:eastAsia="Times New Roman" w:hAnsi="Apple Symbols" w:cs="Apple Symbols" w:hint="cs"/>
-          <w:color w:val="0F1115"/>
-          <w:sz w:val="24"/>
-          <w:szCs w:val="24"/>
-          <w:lang w:eastAsia="ru-RU"/>
-        </w:rPr>
-        <w:t>);</w:t>
+        <w:t>: {{ company_email }}</w:t>
+      </w:r>
+      <w:r>
+        <w:rPr>
+          <w:rFonts w:ascii="Cambria" w:eastAsia="Times New Roman" w:hAnsi="Cambria" w:cs="Cambria"/>
+          <w:color w:val="0F1115"/>
+          <w:sz w:val="24"/>
+          <w:szCs w:val="24"/>
+          <w:lang w:eastAsia="ru-RU"/>
+        </w:rPr>
+        <w:t/>
+      </w:r>
+      <w:r>
+        <w:rPr>
+          <w:rFonts w:ascii="Apple Symbols" w:eastAsia="Times New Roman" w:hAnsi="Apple Symbols" w:cs="Apple Symbols" w:hint="cs"/>
+          <w:color w:val="0F1115"/>
+          <w:sz w:val="24"/>
+          <w:szCs w:val="24"/>
+          <w:lang w:eastAsia="ru-RU"/>
+        </w:rPr>
+        <w:t xml:space="preserve"/>
+      </w:r>
+      <w:r>
+        <w:rPr>
+          <w:rFonts w:ascii="Cambria" w:eastAsia="Times New Roman" w:hAnsi="Cambria" w:cs="Cambria"/>
+          <w:color w:val="0F1115"/>
+          <w:sz w:val="24"/>
+          <w:szCs w:val="24"/>
+          <w:lang w:eastAsia="ru-RU"/>
+        </w:rPr>
+        <w:t/>
+      </w:r>
+      <w:r>
+        <w:rPr>
+          <w:rFonts w:ascii="Apple Symbols" w:eastAsia="Times New Roman" w:hAnsi="Apple Symbols" w:cs="Apple Symbols" w:hint="cs"/>
+          <w:color w:val="0F1115"/>
+          <w:sz w:val="24"/>
+          <w:szCs w:val="24"/>
+          <w:lang w:eastAsia="ru-RU"/>
+        </w:rPr>
+        <w:t xml:space="preserve"/>
+      </w:r>
+      <w:r>
+        <w:rPr>
+          <w:rFonts w:ascii="Cambria" w:eastAsia="Times New Roman" w:hAnsi="Cambria" w:cs="Cambria"/>
+          <w:color w:val="0F1115"/>
+          <w:sz w:val="24"/>
+          <w:szCs w:val="24"/>
+          <w:lang w:eastAsia="ru-RU"/>
+        </w:rPr>
+        <w:t/>
+      </w:r>
+      <w:r>
+        <w:rPr>
+          <w:rFonts w:ascii="Apple Symbols" w:eastAsia="Times New Roman" w:hAnsi="Apple Symbols" w:cs="Apple Symbols" w:hint="cs"/>
+          <w:color w:val="0F1115"/>
+          <w:sz w:val="24"/>
+          <w:szCs w:val="24"/>
+          <w:lang w:eastAsia="ru-RU"/>
+        </w:rPr>
+        <w:t xml:space="preserve"/>
+      </w:r>
+      <w:r>
+        <w:rPr>
+          <w:rFonts w:ascii="Cambria" w:eastAsia="Times New Roman" w:hAnsi="Cambria" w:cs="Cambria"/>
+          <w:color w:val="0F1115"/>
+          <w:sz w:val="24"/>
+          <w:szCs w:val="24"/>
+          <w:lang w:eastAsia="ru-RU"/>
+        </w:rPr>
+        <w:t/>
+      </w:r>
+      <w:r>
+        <w:rPr>
+          <w:rFonts w:ascii="Apple Symbols" w:eastAsia="Times New Roman" w:hAnsi="Apple Symbols" w:cs="Apple Symbols" w:hint="cs"/>
+          <w:color w:val="0F1115"/>
+          <w:sz w:val="24"/>
+          <w:szCs w:val="24"/>
+          <w:lang w:eastAsia="ru-RU"/>
+        </w:rPr>
+        <w:t>;</w:t>
       </w:r>
     </w:p>
     <w:p>
